--- a/extrakty/doc/TC278WG12/extract_24534-2_(2010).docx
+++ b/extrakty/doc/TC278WG12/extract_24534-2_(2010).docx
@@ -1073,7 +1073,7 @@
       </w:pPr>
       <w:r>
         <w:rPr/>
-        <w:t>Tato kapitola pouze odkazuje na dodatek C obsahující seznam sakeholders systému ERI</w:t>
+        <w:t xml:space="preserve">Tato kapitola pouze odkazuje na dodatek C obsahující seznam stakeholders systému ERI</w:t>
       </w:r>
     </w:p>
     <w:p>

--- a/extrakty/doc/TC278WG12/extract_24534-2_(2010).docx
+++ b/extrakty/doc/TC278WG12/extract_24534-2_(2010).docx
@@ -221,6 +221,20 @@
       <w:pPr>
         <w:pStyle w:val="Textnormy"/>
         <w:rPr>
+          <w:spacing w:val="-2"/>
+        </w:rPr>
+      </w:pPr>
+      <w:r>
+        <w:rPr>
+          <w:spacing w:val="-2"/>
+        </w:rPr>
+        <w:t xml:space="preserve">Poznámka: Extrakt uvádí vybrané kapitoly popisovaného dokumentu a přejímá původní číslování kapitol.</w:t>
+      </w:r>
+    </w:p>
+    <w:p>
+      <w:pPr>
+        <w:pStyle w:val="Textnormy"/>
+        <w:rPr>
           <w:b/>
           <w:sz w:val="22"/>
           <w:szCs w:val="22"/>
@@ -290,84 +304,6 @@
       <w:r>
         <w:rPr/>
         <w:t xml:space="preserve"> kteří chtějí rychle pochopit základní myšlenku systému ERI tak jak je prosazován svými tvůrci.</w:t>
-      </w:r>
-    </w:p>
-    <w:p>
-      <w:pPr>
-        <w:pStyle w:val="Textnormy"/>
-        <w:rPr>
-          <w:b/>
-          <w:sz w:val="22"/>
-          <w:szCs w:val="22"/>
-        </w:rPr>
-      </w:pPr>
-      <w:r>
-        <w:rPr>
-          <w:b/>
-          <w:sz w:val="22"/>
-          <w:szCs w:val="22"/>
-        </w:rPr>
-        <w:t>Souvisící normy</w:t>
-      </w:r>
-    </w:p>
-    <w:p>
-      <w:pPr>
-        <w:pStyle w:val="Textnormy"/>
-        <w:rPr/>
-      </w:pPr>
-      <w:r>
-        <w:rPr/>
-        <w:t>Různé části ISO 24534 obsahují celkový rámec pro ERI a specifikace požadavků pro „plně vybavenou“ ERI, jsou to tyto normy:</w:t>
-      </w:r>
-    </w:p>
-    <w:p>
-      <w:pPr>
-        <w:pStyle w:val="Textnormy"/>
-        <w:numPr>
-          <w:ilvl w:val="0"/>
-          <w:numId w:val="5"/>
-        </w:numPr>
-        <w:rPr/>
-      </w:pPr>
-      <w:r>
-        <w:rPr>
-          <w:rFonts w:cs="Arial"/>
-        </w:rPr>
-        <w:t xml:space="preserve">Část 1: Architektura, Část 3: Data o vozidle, Část 4: </w:t>
-      </w:r>
-      <w:r>
-        <w:rPr/>
-        <w:t xml:space="preserve">Zabezpečení aplikační vrstvy použitím asymetrického šifrování a </w:t>
-      </w:r>
-      <w:r>
-        <w:rPr>
-          <w:rFonts w:cs="Arial"/>
-        </w:rPr>
-        <w:t xml:space="preserve">Část 5: </w:t>
-      </w:r>
-      <w:r>
-        <w:rPr/>
-        <w:t>Zabezpečení aplikační vrstvy použitím</w:t>
-      </w:r>
-      <w:r>
-        <w:rPr>
-          <w:rFonts w:cs="Arial"/>
-        </w:rPr>
-        <w:t xml:space="preserve"> symetrického šifrování</w:t>
-      </w:r>
-      <w:r>
-        <w:rPr/>
-        <w:t xml:space="preserve"> </w:t>
-      </w:r>
-    </w:p>
-    <w:p>
-      <w:pPr>
-        <w:pStyle w:val="Textnormy"/>
-        <w:rPr/>
-      </w:pPr>
-      <w:r>
-        <w:rPr/>
-        <w:t xml:space="preserve">Přidružená mezinárodní norma k tomuto souboru norem ERI, ISO 24535, obsahuje podskupinu těchto požadavků, zajišťující funkčnost „základní ERI”. </w:t>
       </w:r>
     </w:p>
     <w:p>
@@ -494,6 +430,84 @@
           <w:sz w:val="22"/>
           <w:szCs w:val="22"/>
         </w:rPr>
+        <w:t xml:space="preserve">2 Souvisící normy</w:t>
+      </w:r>
+    </w:p>
+    <w:p>
+      <w:pPr>
+        <w:pStyle w:val="Textnormy"/>
+        <w:rPr/>
+      </w:pPr>
+      <w:r>
+        <w:rPr/>
+        <w:t>Různé části ISO 24534 obsahují celkový rámec pro ERI a specifikace požadavků pro „plně vybavenou“ ERI, jsou to tyto normy:</w:t>
+      </w:r>
+    </w:p>
+    <w:p>
+      <w:pPr>
+        <w:pStyle w:val="Textnormy"/>
+        <w:numPr>
+          <w:ilvl w:val="0"/>
+          <w:numId w:val="5"/>
+        </w:numPr>
+        <w:rPr/>
+      </w:pPr>
+      <w:r>
+        <w:rPr>
+          <w:rFonts w:cs="Arial"/>
+        </w:rPr>
+        <w:t xml:space="preserve">Část 1: Architektura, Část 3: Data o vozidle, Část 4: </w:t>
+      </w:r>
+      <w:r>
+        <w:rPr/>
+        <w:t xml:space="preserve">Zabezpečení aplikační vrstvy použitím asymetrického šifrování a </w:t>
+      </w:r>
+      <w:r>
+        <w:rPr>
+          <w:rFonts w:cs="Arial"/>
+        </w:rPr>
+        <w:t xml:space="preserve">Část 5: </w:t>
+      </w:r>
+      <w:r>
+        <w:rPr/>
+        <w:t>Zabezpečení aplikační vrstvy použitím</w:t>
+      </w:r>
+      <w:r>
+        <w:rPr>
+          <w:rFonts w:cs="Arial"/>
+        </w:rPr>
+        <w:t xml:space="preserve"> symetrického šifrování</w:t>
+      </w:r>
+      <w:r>
+        <w:rPr/>
+        <w:t xml:space="preserve"> </w:t>
+      </w:r>
+    </w:p>
+    <w:p>
+      <w:pPr>
+        <w:pStyle w:val="Textnormy"/>
+        <w:rPr/>
+      </w:pPr>
+      <w:r>
+        <w:rPr/>
+        <w:t xml:space="preserve">Přidružená mezinárodní norma k tomuto souboru norem ERI, ISO 24535, obsahuje podskupinu těchto požadavků, zajišťující funkčnost „základní ERI”. </w:t>
+      </w:r>
+    </w:p>
+    <w:p>
+      <w:pPr>
+        <w:pStyle w:val="Textnormy"/>
+        <w:rPr>
+          <w:b/>
+          <w:sz w:val="22"/>
+          <w:szCs w:val="22"/>
+        </w:rPr>
+      </w:pPr>
+      <w:r>
+        <w:rPr>
+          <w:b/>
+          <w:sz w:val="22"/>
+          <w:szCs w:val="22"/>
+        </w:rPr>
         <w:t>3 Termíny a definice</w:t>
       </w:r>
     </w:p>
@@ -511,18 +525,32 @@
       <w:pPr>
         <w:pStyle w:val="Textnormy"/>
         <w:rPr>
-          <w:b/>
-          <w:sz w:val="22"/>
-          <w:szCs w:val="22"/>
-        </w:rPr>
-      </w:pPr>
-      <w:r>
-        <w:rPr>
-          <w:b/>
-          <w:sz w:val="22"/>
-          <w:szCs w:val="22"/>
-        </w:rPr>
-        <w:t>4 Značky a zkratky</w:t>
+          <w:spacing w:val="-2"/>
+        </w:rPr>
+      </w:pPr>
+      <w:r>
+        <w:rPr>
+          <w:spacing w:val="-2"/>
+        </w:rPr>
+        <w:t xml:space="preserve">Další termíny a zkratky z oboru ITS jsou obsaženy ve slovníku ITS terminology.</w:t>
+      </w:r>
+    </w:p>
+    <w:p>
+      <w:pPr>
+        <w:pStyle w:val="Textnormy"/>
+        <w:rPr>
+          <w:b/>
+          <w:sz w:val="22"/>
+          <w:szCs w:val="22"/>
+        </w:rPr>
+      </w:pPr>
+      <w:r>
+        <w:rPr>
+          <w:b/>
+          <w:sz w:val="22"/>
+          <w:szCs w:val="22"/>
+        </w:rPr>
+        <w:t xml:space="preserve">4 Symboly a zkratky</w:t>
       </w:r>
     </w:p>
     <w:p>
@@ -533,6 +561,20 @@
       <w:r>
         <w:rPr/>
         <w:t>Tato norma pracuje s 8 termíny ve vztahu s ERI se zaměřením na testování, vlastnosti a pojmenování zařízení pro elektronickou identifikaci vozidel.</w:t>
+      </w:r>
+    </w:p>
+    <w:p>
+      <w:pPr>
+        <w:pStyle w:val="Textnormy"/>
+        <w:rPr>
+          <w:spacing w:val="-2"/>
+        </w:rPr>
+      </w:pPr>
+      <w:r>
+        <w:rPr>
+          <w:spacing w:val="-2"/>
+        </w:rPr>
+        <w:t xml:space="preserve">Další termíny a zkratky z oboru ITS jsou obsaženy ve slovníku ITS terminology (www.ITSterminology.org).</w:t>
       </w:r>
     </w:p>
     <w:p>
@@ -583,7 +625,7 @@
             </wp:cNvGraphicFramePr>
             <a:graphic xmlns:a="http://schemas.openxmlformats.org/drawingml/2006/main">
               <a:graphicData uri="http://schemas.openxmlformats.org/drawingml/2006/picture">
-                <pic:pic xmlns:pic="http://schemas.openxmlformats.org/drawingml/2006/picture">
+                <pic:pic>
                   <pic:nvPicPr>
                     <pic:cNvPr id="1" name="obrázek 6"/>
                     <pic:cNvPicPr>

--- a/extrakty/doc/TC278WG12/extract_24534-2_(2010).docx
+++ b/extrakty/doc/TC278WG12/extract_24534-2_(2010).docx
@@ -166,7 +166,7 @@
       <w:r>
         <w:rPr/>
         <w:tab/>
-        <w:t>24 stran</w:t>
+        <w:t xml:space="preserve">Vydána 2010, 24 stran</w:t>
       </w:r>
     </w:p>
     <w:p>

--- a/extrakty/doc/TC278WG12/extract_24534-2_(2010).docx
+++ b/extrakty/doc/TC278WG12/extract_24534-2_(2010).docx
@@ -25,7 +25,7 @@
           <w:sz w:val="40"/>
           <w:szCs w:val="40"/>
         </w:rPr>
-        <w:t>EXTRAKT z české technické normy</w:t>
+        <w:t xml:space="preserve">EXTRAKT z evropské normy</w:t>
       </w:r>
     </w:p>
     <w:p>
@@ -135,9 +135,9 @@
             </w:pPr>
             <w:r>
               <w:rPr/>
-              <w:t>ČSN</w:t>
+              <w:t xml:space="preserve">EN ISO 24534-2</w:t>
               <w:br/>
-              <w:t>EN ISO 24534-2</w:t>
+              <w:t/>
               <w:br/>
             </w:r>
           </w:p>
@@ -149,7 +149,7 @@
             </w:pPr>
             <w:r>
               <w:rPr/>
-              <w:t>01 8338</w:t>
+              <w:t xml:space="preserve"/>
             </w:r>
           </w:p>
         </w:tc>
@@ -166,7 +166,7 @@
       <w:r>
         <w:rPr/>
         <w:tab/>
-        <w:t xml:space="preserve">Vydána 2010, 24 stran</w:t>
+        <w:t xml:space="preserve">Vydána 2010, 25 stran</w:t>
       </w:r>
     </w:p>
     <w:p>
